--- a/public/CV_Julien_Lange_EN.docx
+++ b/public/CV_Julien_Lange_EN.docx
@@ -117,7 +117,7 @@
           <w:sz w:val="20"/>
           <w:szCs w:val="20"/>
         </w:rPr>
-        <w:t xml:space="preserve">Senior JavaScript developer, École 42 graduate, with nearly 5 years as a freelance developer at Fnac Darty on high-traffic pages (100,000+ visits/day). I built and maintained internal NPM packages of Web Components used across multiple teams, contributed to a cloud Azure migration (server-side micro-frontends), and led the full redesign of SMILE — an internal CMS used by ~50 editors across 8 European markets. My background also covers full-stack development (Next.js e-commerce site with OAuth, occasional back-end work in C# / .NET), and I am looking to expand into fullstack missions with Node.js, Next.js or Python.</w:t>
+        <w:t xml:space="preserve">Senior JavaScript developer, École 42 graduate, with nearly 5 years as a freelance developer at Fnac Darty on high-traffic pages (100,000+ visits/day). I built and maintained internal NPM packages of Web Components used across multiple teams, contributed to a cloud Azure migration (server-side micro-frontends), and led the full redesign of SMILE — an internal CMS used by ~50 editors across 8 European markets. My background also covers full-stack development (Next.js e-commerce site with OAuth, back-end work in C# / .NET), and I am looking to expand into fullstack missions with Node.js, Next.js or Python.</w:t>
       </w:r>
     </w:p>
     <w:p>
@@ -211,7 +211,7 @@
           <w:sz w:val="20"/>
           <w:szCs w:val="20"/>
         </w:rPr>
-        <w:t xml:space="preserve">React (hands-on experience), Next.js (familiar environment)</w:t>
+        <w:t xml:space="preserve">React, Next.js</w:t>
       </w:r>
     </w:p>
     <w:p>
@@ -286,7 +286,7 @@
           <w:sz w:val="20"/>
           <w:szCs w:val="20"/>
         </w:rPr>
-        <w:t xml:space="preserve">Node.js (tooling + packages), C# / .NET (reading + integration), Python, C</w:t>
+        <w:t xml:space="preserve">Node.js (tooling + packages), C# / .NET, Python, C</w:t>
       </w:r>
     </w:p>
     <w:p>
@@ -311,7 +311,7 @@
           <w:sz w:val="20"/>
           <w:szCs w:val="20"/>
         </w:rPr>
-        <w:t xml:space="preserve">Azure (ACA, Cosmos DB, Kafka, Redis — vision fonctionnelle), VMware, Ansible</w:t>
+        <w:t xml:space="preserve">Azure (ACA, Cosmos DB, Kafka, Redis), VMware, Ansible</w:t>
       </w:r>
     </w:p>
     <w:p>
